--- a/rep.01.docx
+++ b/rep.01.docx
@@ -352,7 +352,23 @@
           <w:sz w:val="21"/>
           <w:szCs w:val="22"/>
         </w:rPr>
-        <w:t>「定期更新」毎週金曜</w:t>
+        <w:t>「定期更新」毎週</w:t>
+      </w:r>
+      <w:r>
+        <w:rPr>
+          <w:rFonts w:hint="eastAsia"/>
+          <w:sz w:val="21"/>
+          <w:szCs w:val="22"/>
+        </w:rPr>
+        <w:t>水</w:t>
+      </w:r>
+      <w:r>
+        <w:rPr>
+          <w:rFonts w:hint="eastAsia"/>
+          <w:sz w:val="21"/>
+          <w:szCs w:val="22"/>
+        </w:rPr>
+        <w:t>曜</w:t>
       </w:r>
     </w:p>
     <w:p>
